--- a/public/downloads/manuel/manuel-claude-ai-mastery-2-0.docx
+++ b/public/downloads/manuel/manuel-claude-ai-mastery-2-0.docx
@@ -5269,7 +5269,7 @@
         <w:rPr>
           <w:rFonts w:ascii="Arial" w:cs="Arial" w:eastAsia="Arial" w:hAnsi="Arial"/>
         </w:rPr>
-        <w:t xml:space="preserve">Le problème n'est pas Claude. C'est qu'elle n'utilise qu'une seule porte d'entrée sur quatre, et qu'elle n'a jamais configuré l'outil pour qu'il travaille *pour elle* plutôt que de répondre *à elle*.</w:t>
+        <w:t>Le problème n'est pas Claude. C'est qu'elle n'utilise qu'une seule porte d'entrée sur cinq, et qu'elle n'a jamais configuré l'outil pour qu'il travaille *pour elle* plutôt que de répondre *à elle*.</w:t>
       </w:r>
     </w:p>
     <w:p>
@@ -5813,6 +5813,91 @@
           </w:p>
         </w:tc>
       </w:tr>
+      <w:tr>
+        <w:trPr>
+          <w:tblHeader w:val="false"/>
+        </w:trPr>
+        <w:tc>
+          <w:tcPr>
+            <w:tcW w:type="dxa" w:w="3008"/>
+            <w:shd w:fill="F7F3F5" w:color="auto" w:val="clear"/>
+            <w:tcMar>
+              <w:top w:type="dxa" w:w="80"/>
+              <w:left w:type="dxa" w:w="100"/>
+              <w:bottom w:type="dxa" w:w="80"/>
+              <w:right w:type="dxa" w:w="100"/>
+            </w:tcMar>
+            <w:vAlign w:val="center"/>
+          </w:tcPr>
+          <w:p>
+            <w:pPr>
+              <w:spacing w:after="0" w:line="260"/>
+            </w:pPr>
+            <w:r>
+              <w:rPr>
+                <w:rFonts w:ascii="Arial" w:cs="Arial" w:eastAsia="Arial" w:hAnsi="Arial"/>
+                <w:b/>
+                <w:bCs/>
+                <w:sz w:val="19"/>
+                <w:szCs w:val="19"/>
+              </w:rPr>
+              <w:t>Claude Design</w:t>
+            </w:r>
+          </w:p>
+        </w:tc>
+        <w:tc>
+          <w:tcPr>
+            <w:tcW w:type="dxa" w:w="3008"/>
+            <w:shd w:fill="F7F3F5" w:color="auto" w:val="clear"/>
+            <w:tcMar>
+              <w:top w:type="dxa" w:w="80"/>
+              <w:left w:type="dxa" w:w="100"/>
+              <w:bottom w:type="dxa" w:w="80"/>
+              <w:right w:type="dxa" w:w="100"/>
+            </w:tcMar>
+            <w:vAlign w:val="center"/>
+          </w:tcPr>
+          <w:p>
+            <w:pPr>
+              <w:spacing w:after="0" w:line="260"/>
+            </w:pPr>
+            <w:r>
+              <w:rPr>
+                <w:rFonts w:ascii="Arial" w:cs="Arial" w:eastAsia="Arial" w:hAnsi="Arial"/>
+                <w:sz w:val="19"/>
+                <w:szCs w:val="19"/>
+              </w:rPr>
+              <w:t>Une tâche qui demande un rendu visuel professionnel — maquette, page web, support marketing — à partir d'une simple description, avec un aller-retour visuel en temps réel plutôt qu'un fichier à relire</w:t>
+            </w:r>
+          </w:p>
+        </w:tc>
+        <w:tc>
+          <w:tcPr>
+            <w:tcW w:type="dxa" w:w="3008"/>
+            <w:shd w:fill="F7F3F5" w:color="auto" w:val="clear"/>
+            <w:tcMar>
+              <w:top w:type="dxa" w:w="80"/>
+              <w:left w:type="dxa" w:w="100"/>
+              <w:bottom w:type="dxa" w:w="80"/>
+              <w:right w:type="dxa" w:w="100"/>
+            </w:tcMar>
+            <w:vAlign w:val="center"/>
+          </w:tcPr>
+          <w:p>
+            <w:pPr>
+              <w:spacing w:after="0" w:line="260"/>
+            </w:pPr>
+            <w:r>
+              <w:rPr>
+                <w:rFonts w:ascii="Arial" w:cs="Arial" w:eastAsia="Arial" w:hAnsi="Arial"/>
+                <w:sz w:val="19"/>
+                <w:szCs w:val="19"/>
+              </w:rPr>
+              <w:t>Créer la maquette d'une landing page ou d'une présentation client à partir d'un brief texte</w:t>
+            </w:r>
+          </w:p>
+        </w:tc>
+      </w:tr>
     </w:tbl>
     <w:p>
       <w:pPr>
@@ -7779,7 +7864,7 @@
         <w:rPr>
           <w:rFonts w:ascii="Arial" w:cs="Arial" w:eastAsia="Arial" w:hAnsi="Arial"/>
         </w:rPr>
-        <w:t xml:space="preserve"> — il y a quatre portes d'entrée, et choisir la bonne vous fait gagner un temps disproportionné par rapport à l'effort d'apprentissage.</w:t>
+        <w:t xml:space="preserve"> — il y a cinq portes d'entrée, et choisir la bonne vous fait gagner un temps disproportionné par rapport à l'effort d'apprentissage.</w:t>
       </w:r>
     </w:p>
     <w:p>
